--- a/docs/agent-usage-guide.docx
+++ b/docs/agent-usage-guide.docx
@@ -12,7 +12,7 @@
     </w:p>
     <w:p>
       <w:r>
-        <w:t>LabNote Agent 的工作方式是：你上传实验文件，AI 自动解析、分类、校验、入库。你不需手填几十个字段。流程为：拖拽原始文件（文本笔记、CSV 数据表、仪器日志、实验图像）到上传区，支持同时拖入多个文件夹联到同一实验。AI 分三步处理：读取文件内容、逐文件调用多模态模型分析（文本用 DeepSeek V4，图像用 Qwen3-VL）、跨文件去重合并生成完整实验卡片。解析完成后，工作台中央展示按专业分组的实验卡片。卡片顶部是基本信息（名称、时间、操作人、实验类型），下方按模板分组展示字段。每个字段旁可能有标记：🤖推断 表示 AI 根据上下文推测需人工确认，⚠️ 表示值超出常见范围但不一定错误，🔴 表示违反物理约束（如产率 120%）需修正。系统内置 25 个专业模板，AI 根据文件名和内容自动匹配。如果判定不了就使用通用模板——所有信息都会被保留和展示，绝无丢弃。模板只是组织视图，不限制你能记录什么。保存时自动执行三层物理校验：通用物理定律（温度≥0K、产率∈0,100%]、p值∈0,1]）、模板硬边界（截断能∈100,2000]eV、力收敛≤0）和模板软边界（截断能常见 300-600eV）。硬边界违反拒绝入库，软边界偏离标记警告。每条约束标注来源：VASP manual、NOMAD Metainfo、Allotrope ASM、CDISC ODM 等。你可以点击任意字段直接编辑，也可用一键补全让 AI 推断缺失值，或用重新解析让 AI 再分析原始文件。添加自定义字段按钮支持录入模板未覆盖的任意路径字段。随着同类型实验积累，系统自动检测 extra 中高频出现的字段并建议纳入模板。右侧面板提供知识库问答：用自然语言跨实验检索（如「哪次 DFT 带隙最小」「上次 XRD 检出什么物相」），AI 搜索全部历史实验并给出带来源引用的回答。工具栏支持导出 Markdown、JSON 和 PDF，复现包一键打包实验卡片和原始文件。所有数据通过 Supabase Row Level Security 隔离，AI 调用经服务端代理确保 Key 不泄露，修改操作均有不可篡改的审计日志。</w:t>
+        <w:t>LabNote Agent 的工作方式是：你上传实验文件，AI 自动解析、分类、校验、入库。你不需手填几十个字段。流程为：拖拽原始文件到上传区，支持同时拖入多个文件夹联到同一实验。AI 分三步处理：读取文件内容、逐文件调用多模态模型分析——文本用 DeepSeek V4，图像用 Qwen3-VL、跨文件去重合并生成完整实验卡片。解析完成后，工作台中央展示按专业分组的实验卡片。卡片顶部是基本信息：名称、时间、操作人、实验类型，下方按模板分组展示字段。每个字段旁可能有标记：🤖推断表示 AI 根据上下文推测需人工确认，⚠️表示值超出常见范围但不一定错误，🔴表示违反物理约束需修正。系统内置 25 个专业模板，AI 根据文件名和内容自动匹配。如果判定不了就使用通用模板——所有信息都会被保留和展示，绝无丢弃。模板只是组织视图，不限制你能记录什么。保存时自动执行三层物理校验：通用物理定律涵盖温度、产率、p值等，模板硬边界包含截断能、力收敛等，模板软边界覆盖常见数值范围。硬边界违反拒绝入库，软边界偏离标记警告。每条约束标注来源：VASP manual、NOMAD Metainfo、Allotrope ASM、CDISC ODM 等。你可以点击任意字段直接编辑，也可用一键补全让 AI 推断缺失值，或用重新解析让 AI 再分析原始文件。添加自定义字段按钮支持录入模板未覆盖的任意路径字段。随着同类型实验积累，系统自动检测未归类数据中高频出现的字段并建议纳入模板。右侧面板提供知识库问答：用自然语言跨实验检索，AI 搜索全部历史实验并给出带来源引用的回答。工具栏支持导出 Markdown、JSON 和 PDF，复现包一键打包实验卡片和原始文件。所有数据通过 Supabase Row Level Security 隔离，AI 调用经服务端代理确保 Key 不泄露，修改操作均有不可篡改的审计日志。</w:t>
       </w:r>
     </w:p>
     <w:sectPr>
@@ -389,7 +389,6 @@
     <w:qFormat/>
     <w:rsid w:val="00FC693F"/>
     <w:rPr>
-      <w:rFonts w:ascii="Arial" w:hAnsi="Arial"/>
       <w:sz w:val="22"/>
     </w:rPr>
   </w:style>

--- a/docs/agent-usage-guide.docx
+++ b/docs/agent-usage-guide.docx
@@ -12,7 +12,7 @@
     </w:p>
     <w:p>
       <w:r>
-        <w:t>LabNote Agent 的工作方式是：你上传实验文件，AI 自动解析、分类、校验、入库。你不需手填几十个字段。流程为：拖拽原始文件到上传区，支持同时拖入多个文件夹联到同一实验。AI 分三步处理：读取文件内容、逐文件调用多模态模型分析——文本用 DeepSeek V4，图像用 Qwen3-VL、跨文件去重合并生成完整实验卡片。解析完成后，工作台中央展示按专业分组的实验卡片。卡片顶部是基本信息：名称、时间、操作人、实验类型，下方按模板分组展示字段。每个字段旁可能有标记：🤖推断表示 AI 根据上下文推测需人工确认，⚠️表示值超出常见范围但不一定错误，🔴表示违反物理约束需修正。系统内置 25 个专业模板，AI 根据文件名和内容自动匹配。如果判定不了就使用通用模板——所有信息都会被保留和展示，绝无丢弃。模板只是组织视图，不限制你能记录什么。保存时自动执行三层物理校验：通用物理定律涵盖温度、产率、p值等，模板硬边界包含截断能、力收敛等，模板软边界覆盖常见数值范围。硬边界违反拒绝入库，软边界偏离标记警告。每条约束标注来源：VASP manual、NOMAD Metainfo、Allotrope ASM、CDISC ODM 等。你可以点击任意字段直接编辑，也可用一键补全让 AI 推断缺失值，或用重新解析让 AI 再分析原始文件。添加自定义字段按钮支持录入模板未覆盖的任意路径字段。随着同类型实验积累，系统自动检测未归类数据中高频出现的字段并建议纳入模板。右侧面板提供知识库问答：用自然语言跨实验检索，AI 搜索全部历史实验并给出带来源引用的回答。工具栏支持导出 Markdown、JSON 和 PDF，复现包一键打包实验卡片和原始文件。所有数据通过 Supabase Row Level Security 隔离，AI 调用经服务端代理确保 Key 不泄露，修改操作均有不可篡改的审计日志。</w:t>
+        <w:t>LabNote Agent 的使用流程为拖拽实验文件至上传区，系统自动调用多模态 AI 解析内容并生成结构化实验卡片。支持同时拖入多个文件如笔记、CSV 数据表、仪器日志、实验图像，AI 会将它们关联到同一张卡片。解析分三步：读取文件内容、逐文件分析——文本用 DeepSeek V4 理解语义、图像用 Qwen3-VL 识别图表、CSV 经统计预分析后提取字段、最后跨文件去重合并为完整卡片。完成后工作台中央展示按专业分组的实验卡片，顶部显示名称、时间、操作人、实验类型，下方按模板分组排列字段，每个字段旁可能有三种标记：🤖推断表示 AI 推测需人工确认、⚠️表示值超出常见范围但不一定错误、🔴表示违反物理约束需修正。系统内置 25 个专业模板，AI 根据文件名和内容关键词自动匹配最合适的模板；若无法判定则使用通用模板，所有信息均被保留绝不丢弃。模板只是组织视图，不限制记录内容。保存时自动执行三层校验：通用物理定律涵盖温度不低于绝对零度、产率在零到百分之百之间；模板硬边界划定各字段的合理极值；模板软边界检测常见数值区间——硬违反拒绝入库，软偏离标记警告，每条约束标注来源。用户可以点击任意字段直接编辑，也可使用一键补全让 AI 推断缺失项，或用重新解析让 AI 再次分析原始文件。自定义字段按钮支持添加模板未覆盖的任意路径字段。随着同类实验积累，系统自动检测未归类数据中高频出现的字段并建议纳入模板，实现字段自演化。右侧面板提供知识库问答，用自然语言跨实验检索如哪次 DFT 带隙最小、上次 XRD 检出什么物相，AI 搜索全部历史实验并给出带来源引用的回答。工具栏支持导出 Markdown、JSON、PDF 及一键打包复现包。数据安全方面遵循 FDA 21 CFR Part 11 审计追踪标准，Supabase Row Level Security 隔离用户数据，浏览器端脱敏扫描拦截敏感信息，AI 调用经服务端代理确保 API Key 永不暴露。</w:t>
       </w:r>
     </w:p>
     <w:sectPr>
